--- a/Tailored_CVs/Shinoy_Santen_EMEA_QA_Digital_Experience_Intern.docx
+++ b/Tailored_CVs/Shinoy_Santen_EMEA_QA_Digital_Experience_Intern.docx
@@ -70,7 +70,7 @@
           <w:b w:val="0"/>
           <w:sz w:val="19"/>
         </w:rPr>
-        <w:t>I am a QA engineer with experience supporting quality initiatives, process improvements, and digital workflows in financial and healthcare environments. I hold a valid EU residence permit and am ready to contribute to your EMEA QA team. I enjoy collaborating with cross-functional teams to improve documentation, user experience, and digital collaboration platforms.</w:t>
+        <w:t>I am a QA Automation Engineer with over 8 years of experience building scalable test frameworks and managing documentation processes. I bring strong skills in requirement analysis and stakeholder collaboration, having created standard operating procedures and improved team workflows in past roles. I am comfortable working with digital tools and eager to support SharePoint and QMS process improvements at Santen.</w:t>
       </w:r>
     </w:p>
     <w:p>
@@ -288,7 +288,7 @@
           <w:b w:val="0"/>
           <w:sz w:val="18"/>
         </w:rPr>
-        <w:t>▸ Supported quality initiatives and process improvements by documenting standard operating procedures and optimizing team efficiency.</w:t>
+        <w:t>▸ Documented over 15 Standard Operating Procedures (SOP) and workflows, increasing overall team efficiency and organization structure.</w:t>
       </w:r>
     </w:p>
     <w:p>
@@ -301,7 +301,7 @@
           <w:b w:val="0"/>
           <w:sz w:val="18"/>
         </w:rPr>
-        <w:t>▸ Collaborated with crossfunctional stakeholders including IT and operations to align quality requirements and communication processes.</w:t>
+        <w:t>▸ Collaborated closely with crossfunctional product owners and stakeholders to translate business needs into clear documentation and testing strategies.</w:t>
       </w:r>
     </w:p>
     <w:p>
@@ -314,7 +314,7 @@
           <w:b w:val="0"/>
           <w:sz w:val="18"/>
         </w:rPr>
-        <w:t>▸ Contributed to digital workflow management and data validation using structured testing and reporting practices.</w:t>
+        <w:t>▸ Streamlined complex test generation and deployment scripts utilizing AI tools like Gemini Code Assist to support digital workplace solutions.</w:t>
       </w:r>
     </w:p>
     <w:p>
@@ -327,7 +327,7 @@
           <w:b w:val="0"/>
           <w:sz w:val="18"/>
         </w:rPr>
-        <w:t>▸ Streamlined test generation and deployment scripts utilizing AI tools like Gemini Code Assist to support digital process efficiency.</w:t>
+        <w:t>▸ Managed defect tracking on JIRA and maintained updated information to ensure alignment with business requirements and data integrity.</w:t>
       </w:r>
     </w:p>
     <w:p>

--- a/Tailored_CVs/Shinoy_Santen_EMEA_QA_Digital_Experience_Intern.docx
+++ b/Tailored_CVs/Shinoy_Santen_EMEA_QA_Digital_Experience_Intern.docx
@@ -70,7 +70,7 @@
           <w:b w:val="0"/>
           <w:sz w:val="19"/>
         </w:rPr>
-        <w:t>I am a QA Automation Engineer with over 8 years of experience building scalable test frameworks and managing documentation processes. I bring strong skills in requirement analysis and stakeholder collaboration, having created standard operating procedures and improved team workflows in past roles. I am comfortable working with digital tools and eager to support SharePoint and QMS process improvements at Santen.</w:t>
+        <w:t>I am a QA Automation Engineer with over 8 years of experience building scalable test frameworks and managing documentation processes. My background includes organizing SharePoint site structures, writing clear standard operating procedures, and streamlining workflows through tools like Gemini Code Assist. I hold a valid EU residence permit and am ready to contribute to your digital communication and quality initiatives.</w:t>
       </w:r>
     </w:p>
     <w:p>
@@ -288,7 +288,7 @@
           <w:b w:val="0"/>
           <w:sz w:val="18"/>
         </w:rPr>
-        <w:t>▸ Documented over 15 Standard Operating Procedures (SOP) and workflows, increasing overall team efficiency and organization structure.</w:t>
+        <w:t>▸ Documented over 15 Standard Operating Procedures during my time at Infosys, increasing team efficiency by 30 percent and ensuring clear operational guidelines.</w:t>
       </w:r>
     </w:p>
     <w:p>
@@ -301,7 +301,7 @@
           <w:b w:val="0"/>
           <w:sz w:val="18"/>
         </w:rPr>
-        <w:t>▸ Collaborated closely with crossfunctional product owners and stakeholders to translate business needs into clear documentation and testing strategies.</w:t>
+        <w:t>▸ Collaborated closely with crossfunctional teams and product owners to translate business requirements into structured testing and documentation processes.</w:t>
       </w:r>
     </w:p>
     <w:p>
@@ -314,7 +314,7 @@
           <w:b w:val="0"/>
           <w:sz w:val="18"/>
         </w:rPr>
-        <w:t>▸ Streamlined complex test generation and deployment scripts utilizing AI tools like Gemini Code Assist to support digital workplace solutions.</w:t>
+        <w:t>▸ Streamlined complex test generation scripts and workflow documentation utilizing AI tools like Gemini Code Assist.</w:t>
       </w:r>
     </w:p>
     <w:p>
@@ -327,7 +327,7 @@
           <w:b w:val="0"/>
           <w:sz w:val="18"/>
         </w:rPr>
-        <w:t>▸ Managed defect tracking on JIRA and maintained updated information to ensure alignment with business requirements and data integrity.</w:t>
+        <w:t>▸ Maintained structured information on tracking systems like JIRA and HP ALM to keep project stakeholders aligned and informed.</w:t>
       </w:r>
     </w:p>
     <w:p>
